--- a/exports/cifso-certification-forms/valletta_new_hire_employment_eligibility.docx
+++ b/exports/cifso-certification-forms/valletta_new_hire_employment_eligibility.docx
@@ -71,7 +71,7 @@
           <w:sz w:val="15"/>
           <w:szCs w:val="15"/>
         </w:rPr>
-        <w:t xml:space="preserve">      </w:t>
+        <w:t xml:space="preserve">      </w:t>
       </w:r>
     </w:p>
     <w:p>
@@ -98,7 +98,7 @@
           <w:sz w:val="15"/>
           <w:szCs w:val="15"/>
         </w:rPr>
-        <w:t xml:space="preserve">      </w:t>
+        <w:t xml:space="preserve">      </w:t>
       </w:r>
     </w:p>
     <w:tbl>
@@ -152,6 +152,13 @@
               </w:rPr>
               <w:t xml:space="preserve">AGE</w:t>
             </w:r>
+            <w:r>
+              <w:rPr>
+                <w:sz w:val="15"/>
+                <w:szCs w:val="15"/>
+              </w:rPr>
+              <w:t xml:space="preserve">      </w:t>
+            </w:r>
           </w:p>
         </w:tc>
         <w:tc>
@@ -188,6 +195,31 @@
               </w:rPr>
               <w:t xml:space="preserve">GENDER</w:t>
             </w:r>
+            <w:r>
+              <w:br/>
+            </w:r>
+            <w:sdt>
+              <w:sdtPr>
+                <w:dropDownList>
+                  <w:listItem w:displayText="Choose an item." w:value="Choose an item."/>
+                  <w:listItem w:displayText="Male" w:value="Male"/>
+                  <w:listItem w:displayText="Female" w:value="Female"/>
+                </w:dropDownList>
+              </w:sdtPr>
+              <w:sdtContent>
+                <w:r>
+                  <w:rPr>
+                    <w:rFonts w:ascii="Calibri" w:cs="Calibri" w:eastAsia="Calibri" w:hAnsi="Calibri"/>
+                    <w:i/>
+                    <w:iCs/>
+                    <w:color w:val="5B5F66"/>
+                    <w:sz w:val="20"/>
+                    <w:szCs w:val="20"/>
+                  </w:rPr>
+                  <w:t xml:space="preserve">Choose an item.</w:t>
+                </w:r>
+              </w:sdtContent>
+            </w:sdt>
           </w:p>
         </w:tc>
       </w:tr>
@@ -292,6 +324,36 @@
               </w:rPr>
               <w:t xml:space="preserve">BRANCH</w:t>
             </w:r>
+            <w:r>
+              <w:br/>
+            </w:r>
+            <w:sdt>
+              <w:sdtPr>
+                <w:dropDownList>
+                  <w:listItem w:displayText="Choose an item." w:value="Choose an item."/>
+                  <w:listItem w:displayText="Army" w:value="Army"/>
+                  <w:listItem w:displayText="Navy" w:value="Navy"/>
+                  <w:listItem w:displayText="Air Force" w:value="Air Force"/>
+                  <w:listItem w:displayText="Marine Corps" w:value="Marine Corps"/>
+                  <w:listItem w:displayText="Coast Guard" w:value="Coast Guard"/>
+                  <w:listItem w:displayText="Space Force" w:value="Space Force"/>
+                  <w:listItem w:displayText="N/A" w:value="N/A"/>
+                </w:dropDownList>
+              </w:sdtPr>
+              <w:sdtContent>
+                <w:r>
+                  <w:rPr>
+                    <w:rFonts w:ascii="Calibri" w:cs="Calibri" w:eastAsia="Calibri" w:hAnsi="Calibri"/>
+                    <w:i/>
+                    <w:iCs/>
+                    <w:color w:val="5B5F66"/>
+                    <w:sz w:val="20"/>
+                    <w:szCs w:val="20"/>
+                  </w:rPr>
+                  <w:t xml:space="preserve">Choose an item.</w:t>
+                </w:r>
+              </w:sdtContent>
+            </w:sdt>
           </w:p>
         </w:tc>
         <w:tc>
@@ -328,6 +390,33 @@
               </w:rPr>
               <w:t xml:space="preserve">TYPE OF SERVICE (DD214 MEMBER COPY 4)</w:t>
             </w:r>
+            <w:r>
+              <w:br/>
+            </w:r>
+            <w:sdt>
+              <w:sdtPr>
+                <w:dropDownList>
+                  <w:listItem w:displayText="Choose an item." w:value="Choose an item."/>
+                  <w:listItem w:displayText="Active Duty" w:value="Active Duty"/>
+                  <w:listItem w:displayText="Reserve" w:value="Reserve"/>
+                  <w:listItem w:displayText="National Guard" w:value="National Guard"/>
+                  <w:listItem w:displayText="N/A" w:value="N/A"/>
+                </w:dropDownList>
+              </w:sdtPr>
+              <w:sdtContent>
+                <w:r>
+                  <w:rPr>
+                    <w:rFonts w:ascii="Calibri" w:cs="Calibri" w:eastAsia="Calibri" w:hAnsi="Calibri"/>
+                    <w:i/>
+                    <w:iCs/>
+                    <w:color w:val="5B5F66"/>
+                    <w:sz w:val="20"/>
+                    <w:szCs w:val="20"/>
+                  </w:rPr>
+                  <w:t xml:space="preserve">Choose an item.</w:t>
+                </w:r>
+              </w:sdtContent>
+            </w:sdt>
           </w:p>
         </w:tc>
       </w:tr>
@@ -569,6 +658,13 @@
               </w:rPr>
               <w:t xml:space="preserve">TYPE OF DEGREE</w:t>
             </w:r>
+            <w:r>
+              <w:rPr>
+                <w:sz w:val="15"/>
+                <w:szCs w:val="15"/>
+              </w:rPr>
+              <w:t xml:space="preserve">      </w:t>
+            </w:r>
           </w:p>
         </w:tc>
         <w:tc>
@@ -605,6 +701,13 @@
               </w:rPr>
               <w:t xml:space="preserve">FIELD</w:t>
             </w:r>
+            <w:r>
+              <w:rPr>
+                <w:sz w:val="15"/>
+                <w:szCs w:val="15"/>
+              </w:rPr>
+              <w:t xml:space="preserve">      </w:t>
+            </w:r>
           </w:p>
         </w:tc>
       </w:tr>
@@ -651,7 +754,7 @@
           <w:sz w:val="15"/>
           <w:szCs w:val="15"/>
         </w:rPr>
-        <w:t xml:space="preserve">      </w:t>
+        <w:t xml:space="preserve">      </w:t>
       </w:r>
     </w:p>
     <w:p>
@@ -678,7 +781,7 @@
           <w:sz w:val="15"/>
           <w:szCs w:val="15"/>
         </w:rPr>
-        <w:t xml:space="preserve">      </w:t>
+        <w:t xml:space="preserve">      </w:t>
       </w:r>
     </w:p>
     <w:tbl>
@@ -732,6 +835,32 @@
               </w:rPr>
               <w:t xml:space="preserve">DATE OF HIRE</w:t>
             </w:r>
+            <w:r>
+              <w:br/>
+            </w:r>
+            <w:sdt>
+              <w:sdtPr>
+                <w:date>
+                  <w:dateFormat w:val="M/d/yyyy"/>
+                  <w:lid w:val="en-US"/>
+                  <w:storeMappedDataAs w:val="dateTime"/>
+                  <w:calendar w:val="gregorian"/>
+                </w:date>
+              </w:sdtPr>
+              <w:sdtContent>
+                <w:r>
+                  <w:rPr>
+                    <w:rFonts w:ascii="Calibri" w:cs="Calibri" w:eastAsia="Calibri" w:hAnsi="Calibri"/>
+                    <w:i/>
+                    <w:iCs/>
+                    <w:color w:val="5B5F66"/>
+                    <w:sz w:val="20"/>
+                    <w:szCs w:val="20"/>
+                  </w:rPr>
+                  <w:t xml:space="preserve">Click or tap to enter a date.</w:t>
+                </w:r>
+              </w:sdtContent>
+            </w:sdt>
           </w:p>
         </w:tc>
         <w:tc>
@@ -768,6 +897,32 @@
               </w:rPr>
               <w:t xml:space="preserve">DATE OF TERMINATION</w:t>
             </w:r>
+            <w:r>
+              <w:br/>
+            </w:r>
+            <w:sdt>
+              <w:sdtPr>
+                <w:date>
+                  <w:dateFormat w:val="M/d/yyyy"/>
+                  <w:lid w:val="en-US"/>
+                  <w:storeMappedDataAs w:val="dateTime"/>
+                  <w:calendar w:val="gregorian"/>
+                </w:date>
+              </w:sdtPr>
+              <w:sdtContent>
+                <w:r>
+                  <w:rPr>
+                    <w:rFonts w:ascii="Calibri" w:cs="Calibri" w:eastAsia="Calibri" w:hAnsi="Calibri"/>
+                    <w:i/>
+                    <w:iCs/>
+                    <w:color w:val="5B5F66"/>
+                    <w:sz w:val="20"/>
+                    <w:szCs w:val="20"/>
+                  </w:rPr>
+                  <w:t xml:space="preserve">Click or tap to enter a date.</w:t>
+                </w:r>
+              </w:sdtContent>
+            </w:sdt>
           </w:p>
         </w:tc>
       </w:tr>
@@ -792,12 +947,33 @@
         <w:t xml:space="preserve">TYPE OF TERMINATION</w:t>
       </w:r>
       <w:r>
-        <w:rPr>
-          <w:sz w:val="15"/>
-          <w:szCs w:val="15"/>
-        </w:rPr>
-        <w:t xml:space="preserve">      </w:t>
-      </w:r>
+        <w:br/>
+      </w:r>
+      <w:sdt>
+        <w:sdtPr>
+          <w:dropDownList>
+            <w:listItem w:displayText="Choose an item." w:value="Choose an item."/>
+            <w:listItem w:displayText="Voluntary – In Good Standing" w:value="Voluntary – In Good Standing"/>
+            <w:listItem w:displayText="Voluntary – Not in Good Standing" w:value="Voluntary – Not in Good Standing"/>
+            <w:listItem w:displayText="Involuntary – For Cause" w:value="Involuntary – For Cause"/>
+            <w:listItem w:displayText="Involuntary – Reduction in Force" w:value="Involuntary – Reduction in Force"/>
+            <w:listItem w:displayText="N/A" w:value="N/A"/>
+          </w:dropDownList>
+        </w:sdtPr>
+        <w:sdtContent>
+          <w:r>
+            <w:rPr>
+              <w:rFonts w:ascii="Calibri" w:cs="Calibri" w:eastAsia="Calibri" w:hAnsi="Calibri"/>
+              <w:i/>
+              <w:iCs/>
+              <w:color w:val="5B5F66"/>
+              <w:sz w:val="20"/>
+              <w:szCs w:val="20"/>
+            </w:rPr>
+            <w:t xml:space="preserve">Choose an item.</w:t>
+          </w:r>
+        </w:sdtContent>
+      </w:sdt>
     </w:p>
     <w:p>
       <w:pPr>
@@ -823,7 +999,7 @@
           <w:sz w:val="15"/>
           <w:szCs w:val="15"/>
         </w:rPr>
-        <w:t xml:space="preserve">      </w:t>
+        <w:t xml:space="preserve">      </w:t>
       </w:r>
     </w:p>
     <w:p>
@@ -868,7 +1044,7 @@
           <w:sz w:val="15"/>
           <w:szCs w:val="15"/>
         </w:rPr>
-        <w:t xml:space="preserve">      </w:t>
+        <w:t xml:space="preserve">      </w:t>
       </w:r>
     </w:p>
     <w:p>
@@ -895,7 +1071,7 @@
           <w:sz w:val="15"/>
           <w:szCs w:val="15"/>
         </w:rPr>
-        <w:t xml:space="preserve">      </w:t>
+        <w:t xml:space="preserve">      </w:t>
       </w:r>
     </w:p>
     <w:p>
@@ -922,7 +1098,7 @@
           <w:sz w:val="15"/>
           <w:szCs w:val="15"/>
         </w:rPr>
-        <w:t xml:space="preserve">      </w:t>
+        <w:t xml:space="preserve">      </w:t>
       </w:r>
     </w:p>
     <w:p>
@@ -949,7 +1125,7 @@
           <w:sz w:val="15"/>
           <w:szCs w:val="15"/>
         </w:rPr>
-        <w:t xml:space="preserve">      </w:t>
+        <w:t xml:space="preserve">      </w:t>
       </w:r>
     </w:p>
     <w:p>
@@ -976,7 +1152,7 @@
           <w:sz w:val="15"/>
           <w:szCs w:val="15"/>
         </w:rPr>
-        <w:t xml:space="preserve">      </w:t>
+        <w:t xml:space="preserve">      </w:t>
       </w:r>
     </w:p>
     <w:p>
@@ -1017,12 +1193,30 @@
         <w:t xml:space="preserve">PRIOR ASPR EMPLOYEE</w:t>
       </w:r>
       <w:r>
-        <w:rPr>
-          <w:sz w:val="15"/>
-          <w:szCs w:val="15"/>
-        </w:rPr>
-        <w:t xml:space="preserve">      </w:t>
-      </w:r>
+        <w:br/>
+      </w:r>
+      <w:sdt>
+        <w:sdtPr>
+          <w:dropDownList>
+            <w:listItem w:displayText="Choose an item." w:value="Choose an item."/>
+            <w:listItem w:displayText="Yes" w:value="Yes"/>
+            <w:listItem w:displayText="No" w:value="No"/>
+          </w:dropDownList>
+        </w:sdtPr>
+        <w:sdtContent>
+          <w:r>
+            <w:rPr>
+              <w:rFonts w:ascii="Calibri" w:cs="Calibri" w:eastAsia="Calibri" w:hAnsi="Calibri"/>
+              <w:i/>
+              <w:iCs/>
+              <w:color w:val="5B5F66"/>
+              <w:sz w:val="20"/>
+              <w:szCs w:val="20"/>
+            </w:rPr>
+            <w:t xml:space="preserve">Choose an item.</w:t>
+          </w:r>
+        </w:sdtContent>
+      </w:sdt>
     </w:p>
     <w:p>
       <w:pPr>
@@ -1044,12 +1238,30 @@
         <w:t xml:space="preserve">CURRENTLY PROVIDING SERVICES TO ASPR AS VENDOR/CONTRACTOR</w:t>
       </w:r>
       <w:r>
-        <w:rPr>
-          <w:sz w:val="15"/>
-          <w:szCs w:val="15"/>
-        </w:rPr>
-        <w:t xml:space="preserve">      </w:t>
-      </w:r>
+        <w:br/>
+      </w:r>
+      <w:sdt>
+        <w:sdtPr>
+          <w:dropDownList>
+            <w:listItem w:displayText="Choose an item." w:value="Choose an item."/>
+            <w:listItem w:displayText="Yes" w:value="Yes"/>
+            <w:listItem w:displayText="No" w:value="No"/>
+          </w:dropDownList>
+        </w:sdtPr>
+        <w:sdtContent>
+          <w:r>
+            <w:rPr>
+              <w:rFonts w:ascii="Calibri" w:cs="Calibri" w:eastAsia="Calibri" w:hAnsi="Calibri"/>
+              <w:i/>
+              <w:iCs/>
+              <w:color w:val="5B5F66"/>
+              <w:sz w:val="20"/>
+              <w:szCs w:val="20"/>
+            </w:rPr>
+            <w:t xml:space="preserve">Choose an item.</w:t>
+          </w:r>
+        </w:sdtContent>
+      </w:sdt>
     </w:p>
     <w:p>
       <w:pPr>
@@ -1071,12 +1283,30 @@
         <w:t xml:space="preserve">IMMEDIATE FAMILY MEMBER OF CURRENT ASPR EMPLOYEE</w:t>
       </w:r>
       <w:r>
-        <w:rPr>
-          <w:sz w:val="15"/>
-          <w:szCs w:val="15"/>
-        </w:rPr>
-        <w:t xml:space="preserve">      </w:t>
-      </w:r>
+        <w:br/>
+      </w:r>
+      <w:sdt>
+        <w:sdtPr>
+          <w:dropDownList>
+            <w:listItem w:displayText="Choose an item." w:value="Choose an item."/>
+            <w:listItem w:displayText="Yes" w:value="Yes"/>
+            <w:listItem w:displayText="No" w:value="No"/>
+          </w:dropDownList>
+        </w:sdtPr>
+        <w:sdtContent>
+          <w:r>
+            <w:rPr>
+              <w:rFonts w:ascii="Calibri" w:cs="Calibri" w:eastAsia="Calibri" w:hAnsi="Calibri"/>
+              <w:i/>
+              <w:iCs/>
+              <w:color w:val="5B5F66"/>
+              <w:sz w:val="20"/>
+              <w:szCs w:val="20"/>
+            </w:rPr>
+            <w:t xml:space="preserve">Choose an item.</w:t>
+          </w:r>
+        </w:sdtContent>
+      </w:sdt>
     </w:p>
     <w:p>
       <w:pPr>
@@ -1098,12 +1328,30 @@
         <w:t xml:space="preserve">POSSESS SUFFICIENT ENGLISH LANGUAGE PROFICIENCY</w:t>
       </w:r>
       <w:r>
-        <w:rPr>
-          <w:sz w:val="15"/>
-          <w:szCs w:val="15"/>
-        </w:rPr>
-        <w:t xml:space="preserve">      </w:t>
-      </w:r>
+        <w:br/>
+      </w:r>
+      <w:sdt>
+        <w:sdtPr>
+          <w:dropDownList>
+            <w:listItem w:displayText="Choose an item." w:value="Choose an item."/>
+            <w:listItem w:displayText="Yes" w:value="Yes"/>
+            <w:listItem w:displayText="No" w:value="No"/>
+          </w:dropDownList>
+        </w:sdtPr>
+        <w:sdtContent>
+          <w:r>
+            <w:rPr>
+              <w:rFonts w:ascii="Calibri" w:cs="Calibri" w:eastAsia="Calibri" w:hAnsi="Calibri"/>
+              <w:i/>
+              <w:iCs/>
+              <w:color w:val="5B5F66"/>
+              <w:sz w:val="20"/>
+              <w:szCs w:val="20"/>
+            </w:rPr>
+            <w:t xml:space="preserve">Choose an item.</w:t>
+          </w:r>
+        </w:sdtContent>
+      </w:sdt>
     </w:p>
     <w:p>
       <w:pPr>
@@ -1125,12 +1373,30 @@
         <w:t xml:space="preserve">POSSESS VALID STATE ISSUED DRIVER'S LICENSE</w:t>
       </w:r>
       <w:r>
-        <w:rPr>
-          <w:sz w:val="15"/>
-          <w:szCs w:val="15"/>
-        </w:rPr>
-        <w:t xml:space="preserve">      </w:t>
-      </w:r>
+        <w:br/>
+      </w:r>
+      <w:sdt>
+        <w:sdtPr>
+          <w:dropDownList>
+            <w:listItem w:displayText="Choose an item." w:value="Choose an item."/>
+            <w:listItem w:displayText="Yes" w:value="Yes"/>
+            <w:listItem w:displayText="No" w:value="No"/>
+          </w:dropDownList>
+        </w:sdtPr>
+        <w:sdtContent>
+          <w:r>
+            <w:rPr>
+              <w:rFonts w:ascii="Calibri" w:cs="Calibri" w:eastAsia="Calibri" w:hAnsi="Calibri"/>
+              <w:i/>
+              <w:iCs/>
+              <w:color w:val="5B5F66"/>
+              <w:sz w:val="20"/>
+              <w:szCs w:val="20"/>
+            </w:rPr>
+            <w:t xml:space="preserve">Choose an item.</w:t>
+          </w:r>
+        </w:sdtContent>
+      </w:sdt>
     </w:p>
     <w:tbl>
       <w:tblPr>
@@ -1183,6 +1449,31 @@
               </w:rPr>
               <w:t xml:space="preserve">POSSESS A PUBLIC TRUST LEVEL 4 (HIGH RISK) SUITABILITY DETERMINATION</w:t>
             </w:r>
+            <w:r>
+              <w:br/>
+            </w:r>
+            <w:sdt>
+              <w:sdtPr>
+                <w:dropDownList>
+                  <w:listItem w:displayText="Choose an item." w:value="Choose an item."/>
+                  <w:listItem w:displayText="Yes" w:value="Yes"/>
+                  <w:listItem w:displayText="No" w:value="No"/>
+                </w:dropDownList>
+              </w:sdtPr>
+              <w:sdtContent>
+                <w:r>
+                  <w:rPr>
+                    <w:rFonts w:ascii="Calibri" w:cs="Calibri" w:eastAsia="Calibri" w:hAnsi="Calibri"/>
+                    <w:i/>
+                    <w:iCs/>
+                    <w:color w:val="5B5F66"/>
+                    <w:sz w:val="20"/>
+                    <w:szCs w:val="20"/>
+                  </w:rPr>
+                  <w:t xml:space="preserve">Choose an item.</w:t>
+                </w:r>
+              </w:sdtContent>
+            </w:sdt>
           </w:p>
         </w:tc>
         <w:tc>
@@ -1219,6 +1510,32 @@
               </w:rPr>
               <w:t xml:space="preserve">DATE VERIFIED</w:t>
             </w:r>
+            <w:r>
+              <w:br/>
+            </w:r>
+            <w:sdt>
+              <w:sdtPr>
+                <w:date>
+                  <w:dateFormat w:val="M/d/yyyy"/>
+                  <w:lid w:val="en-US"/>
+                  <w:storeMappedDataAs w:val="dateTime"/>
+                  <w:calendar w:val="gregorian"/>
+                </w:date>
+              </w:sdtPr>
+              <w:sdtContent>
+                <w:r>
+                  <w:rPr>
+                    <w:rFonts w:ascii="Calibri" w:cs="Calibri" w:eastAsia="Calibri" w:hAnsi="Calibri"/>
+                    <w:i/>
+                    <w:iCs/>
+                    <w:color w:val="5B5F66"/>
+                    <w:sz w:val="20"/>
+                    <w:szCs w:val="20"/>
+                  </w:rPr>
+                  <w:t xml:space="preserve">Click or tap to enter a date.</w:t>
+                </w:r>
+              </w:sdtContent>
+            </w:sdt>
           </w:p>
         </w:tc>
       </w:tr>
@@ -1274,6 +1591,31 @@
               </w:rPr>
               <w:t xml:space="preserve">POSSESSES VALID STATE ISSUED ARMED LICENSE</w:t>
             </w:r>
+            <w:r>
+              <w:br/>
+            </w:r>
+            <w:sdt>
+              <w:sdtPr>
+                <w:dropDownList>
+                  <w:listItem w:displayText="Choose an item." w:value="Choose an item."/>
+                  <w:listItem w:displayText="Yes" w:value="Yes"/>
+                  <w:listItem w:displayText="No" w:value="No"/>
+                </w:dropDownList>
+              </w:sdtPr>
+              <w:sdtContent>
+                <w:r>
+                  <w:rPr>
+                    <w:rFonts w:ascii="Calibri" w:cs="Calibri" w:eastAsia="Calibri" w:hAnsi="Calibri"/>
+                    <w:i/>
+                    <w:iCs/>
+                    <w:color w:val="5B5F66"/>
+                    <w:sz w:val="20"/>
+                    <w:szCs w:val="20"/>
+                  </w:rPr>
+                  <w:t xml:space="preserve">Choose an item.</w:t>
+                </w:r>
+              </w:sdtContent>
+            </w:sdt>
           </w:p>
         </w:tc>
         <w:tc>
@@ -1310,6 +1652,32 @@
               </w:rPr>
               <w:t xml:space="preserve">EXPIRATION DATE</w:t>
             </w:r>
+            <w:r>
+              <w:br/>
+            </w:r>
+            <w:sdt>
+              <w:sdtPr>
+                <w:date>
+                  <w:dateFormat w:val="M/d/yyyy"/>
+                  <w:lid w:val="en-US"/>
+                  <w:storeMappedDataAs w:val="dateTime"/>
+                  <w:calendar w:val="gregorian"/>
+                </w:date>
+              </w:sdtPr>
+              <w:sdtContent>
+                <w:r>
+                  <w:rPr>
+                    <w:rFonts w:ascii="Calibri" w:cs="Calibri" w:eastAsia="Calibri" w:hAnsi="Calibri"/>
+                    <w:i/>
+                    <w:iCs/>
+                    <w:color w:val="5B5F66"/>
+                    <w:sz w:val="20"/>
+                    <w:szCs w:val="20"/>
+                  </w:rPr>
+                  <w:t xml:space="preserve">Click or tap to enter a date.</w:t>
+                </w:r>
+              </w:sdtContent>
+            </w:sdt>
           </w:p>
         </w:tc>
       </w:tr>
@@ -1365,6 +1733,31 @@
               </w:rPr>
               <w:t xml:space="preserve">POSSESSES VALID STATE ISSUED GUARD CARD</w:t>
             </w:r>
+            <w:r>
+              <w:br/>
+            </w:r>
+            <w:sdt>
+              <w:sdtPr>
+                <w:dropDownList>
+                  <w:listItem w:displayText="Choose an item." w:value="Choose an item."/>
+                  <w:listItem w:displayText="Yes" w:value="Yes"/>
+                  <w:listItem w:displayText="No" w:value="No"/>
+                </w:dropDownList>
+              </w:sdtPr>
+              <w:sdtContent>
+                <w:r>
+                  <w:rPr>
+                    <w:rFonts w:ascii="Calibri" w:cs="Calibri" w:eastAsia="Calibri" w:hAnsi="Calibri"/>
+                    <w:i/>
+                    <w:iCs/>
+                    <w:color w:val="5B5F66"/>
+                    <w:sz w:val="20"/>
+                    <w:szCs w:val="20"/>
+                  </w:rPr>
+                  <w:t xml:space="preserve">Choose an item.</w:t>
+                </w:r>
+              </w:sdtContent>
+            </w:sdt>
           </w:p>
         </w:tc>
         <w:tc>
@@ -1401,6 +1794,32 @@
               </w:rPr>
               <w:t xml:space="preserve">EXPIRATION DATE</w:t>
             </w:r>
+            <w:r>
+              <w:br/>
+            </w:r>
+            <w:sdt>
+              <w:sdtPr>
+                <w:date>
+                  <w:dateFormat w:val="M/d/yyyy"/>
+                  <w:lid w:val="en-US"/>
+                  <w:storeMappedDataAs w:val="dateTime"/>
+                  <w:calendar w:val="gregorian"/>
+                </w:date>
+              </w:sdtPr>
+              <w:sdtContent>
+                <w:r>
+                  <w:rPr>
+                    <w:rFonts w:ascii="Calibri" w:cs="Calibri" w:eastAsia="Calibri" w:hAnsi="Calibri"/>
+                    <w:i/>
+                    <w:iCs/>
+                    <w:color w:val="5B5F66"/>
+                    <w:sz w:val="20"/>
+                    <w:szCs w:val="20"/>
+                  </w:rPr>
+                  <w:t xml:space="preserve">Click or tap to enter a date.</w:t>
+                </w:r>
+              </w:sdtContent>
+            </w:sdt>
           </w:p>
         </w:tc>
       </w:tr>
@@ -1443,12 +1862,30 @@
         <w:t xml:space="preserve">MALE – HAIR STYLE MEETS/EXCEEDS SOW STANDARD</w:t>
       </w:r>
       <w:r>
-        <w:rPr>
-          <w:sz w:val="15"/>
-          <w:szCs w:val="15"/>
-        </w:rPr>
-        <w:t xml:space="preserve">      </w:t>
-      </w:r>
+        <w:br/>
+      </w:r>
+      <w:sdt>
+        <w:sdtPr>
+          <w:dropDownList>
+            <w:listItem w:displayText="Choose an item." w:value="Choose an item."/>
+            <w:listItem w:displayText="Yes" w:value="Yes"/>
+            <w:listItem w:displayText="No" w:value="No"/>
+          </w:dropDownList>
+        </w:sdtPr>
+        <w:sdtContent>
+          <w:r>
+            <w:rPr>
+              <w:rFonts w:ascii="Calibri" w:cs="Calibri" w:eastAsia="Calibri" w:hAnsi="Calibri"/>
+              <w:i/>
+              <w:iCs/>
+              <w:color w:val="5B5F66"/>
+              <w:sz w:val="20"/>
+              <w:szCs w:val="20"/>
+            </w:rPr>
+            <w:t xml:space="preserve">Choose an item.</w:t>
+          </w:r>
+        </w:sdtContent>
+      </w:sdt>
     </w:p>
     <w:p>
       <w:pPr>
@@ -1470,12 +1907,30 @@
         <w:t xml:space="preserve">FEMALE – HAIR STYLE MEETS/EXCEEDS SOW STANDARD</w:t>
       </w:r>
       <w:r>
-        <w:rPr>
-          <w:sz w:val="15"/>
-          <w:szCs w:val="15"/>
-        </w:rPr>
-        <w:t xml:space="preserve">      </w:t>
-      </w:r>
+        <w:br/>
+      </w:r>
+      <w:sdt>
+        <w:sdtPr>
+          <w:dropDownList>
+            <w:listItem w:displayText="Choose an item." w:value="Choose an item."/>
+            <w:listItem w:displayText="Yes" w:value="Yes"/>
+            <w:listItem w:displayText="No" w:value="No"/>
+          </w:dropDownList>
+        </w:sdtPr>
+        <w:sdtContent>
+          <w:r>
+            <w:rPr>
+              <w:rFonts w:ascii="Calibri" w:cs="Calibri" w:eastAsia="Calibri" w:hAnsi="Calibri"/>
+              <w:i/>
+              <w:iCs/>
+              <w:color w:val="5B5F66"/>
+              <w:sz w:val="20"/>
+              <w:szCs w:val="20"/>
+            </w:rPr>
+            <w:t xml:space="preserve">Choose an item.</w:t>
+          </w:r>
+        </w:sdtContent>
+      </w:sdt>
     </w:p>
     <w:p>
       <w:pPr>
@@ -1497,12 +1952,30 @@
         <w:t xml:space="preserve">FACIAL HAIR MEETS/EXCEEDS SOW STANDARD</w:t>
       </w:r>
       <w:r>
-        <w:rPr>
-          <w:sz w:val="15"/>
-          <w:szCs w:val="15"/>
-        </w:rPr>
-        <w:t xml:space="preserve">      </w:t>
-      </w:r>
+        <w:br/>
+      </w:r>
+      <w:sdt>
+        <w:sdtPr>
+          <w:dropDownList>
+            <w:listItem w:displayText="Choose an item." w:value="Choose an item."/>
+            <w:listItem w:displayText="Yes" w:value="Yes"/>
+            <w:listItem w:displayText="No" w:value="No"/>
+          </w:dropDownList>
+        </w:sdtPr>
+        <w:sdtContent>
+          <w:r>
+            <w:rPr>
+              <w:rFonts w:ascii="Calibri" w:cs="Calibri" w:eastAsia="Calibri" w:hAnsi="Calibri"/>
+              <w:i/>
+              <w:iCs/>
+              <w:color w:val="5B5F66"/>
+              <w:sz w:val="20"/>
+              <w:szCs w:val="20"/>
+            </w:rPr>
+            <w:t xml:space="preserve">Choose an item.</w:t>
+          </w:r>
+        </w:sdtContent>
+      </w:sdt>
     </w:p>
     <w:p>
       <w:pPr>
@@ -1524,12 +1997,30 @@
         <w:t xml:space="preserve">BODY ART AND PIERCINGS MEETS/EXCEEDS SOW STANDARD</w:t>
       </w:r>
       <w:r>
-        <w:rPr>
-          <w:sz w:val="15"/>
-          <w:szCs w:val="15"/>
-        </w:rPr>
-        <w:t xml:space="preserve">      </w:t>
-      </w:r>
+        <w:br/>
+      </w:r>
+      <w:sdt>
+        <w:sdtPr>
+          <w:dropDownList>
+            <w:listItem w:displayText="Choose an item." w:value="Choose an item."/>
+            <w:listItem w:displayText="Yes" w:value="Yes"/>
+            <w:listItem w:displayText="No" w:value="No"/>
+          </w:dropDownList>
+        </w:sdtPr>
+        <w:sdtContent>
+          <w:r>
+            <w:rPr>
+              <w:rFonts w:ascii="Calibri" w:cs="Calibri" w:eastAsia="Calibri" w:hAnsi="Calibri"/>
+              <w:i/>
+              <w:iCs/>
+              <w:color w:val="5B5F66"/>
+              <w:sz w:val="20"/>
+              <w:szCs w:val="20"/>
+            </w:rPr>
+            <w:t xml:space="preserve">Choose an item.</w:t>
+          </w:r>
+        </w:sdtContent>
+      </w:sdt>
     </w:p>
     <w:p>
       <w:pPr>
@@ -1551,12 +2042,30 @@
         <w:t xml:space="preserve">COSMETIC METALLIC DENTAL ORNAMENTS MEETS/EXCEEDS SOW STANDARD</w:t>
       </w:r>
       <w:r>
-        <w:rPr>
-          <w:sz w:val="15"/>
-          <w:szCs w:val="15"/>
-        </w:rPr>
-        <w:t xml:space="preserve">      </w:t>
-      </w:r>
+        <w:br/>
+      </w:r>
+      <w:sdt>
+        <w:sdtPr>
+          <w:dropDownList>
+            <w:listItem w:displayText="Choose an item." w:value="Choose an item."/>
+            <w:listItem w:displayText="Yes" w:value="Yes"/>
+            <w:listItem w:displayText="No" w:value="No"/>
+          </w:dropDownList>
+        </w:sdtPr>
+        <w:sdtContent>
+          <w:r>
+            <w:rPr>
+              <w:rFonts w:ascii="Calibri" w:cs="Calibri" w:eastAsia="Calibri" w:hAnsi="Calibri"/>
+              <w:i/>
+              <w:iCs/>
+              <w:color w:val="5B5F66"/>
+              <w:sz w:val="20"/>
+              <w:szCs w:val="20"/>
+            </w:rPr>
+            <w:t xml:space="preserve">Choose an item.</w:t>
+          </w:r>
+        </w:sdtContent>
+      </w:sdt>
     </w:p>
     <w:p>
       <w:pPr>
@@ -1578,12 +2087,30 @@
         <w:t xml:space="preserve">JEWELRY MEETS/EXCEEDS SOW STANDARD</w:t>
       </w:r>
       <w:r>
-        <w:rPr>
-          <w:sz w:val="15"/>
-          <w:szCs w:val="15"/>
-        </w:rPr>
-        <w:t xml:space="preserve">      </w:t>
-      </w:r>
+        <w:br/>
+      </w:r>
+      <w:sdt>
+        <w:sdtPr>
+          <w:dropDownList>
+            <w:listItem w:displayText="Choose an item." w:value="Choose an item."/>
+            <w:listItem w:displayText="Yes" w:value="Yes"/>
+            <w:listItem w:displayText="No" w:value="No"/>
+          </w:dropDownList>
+        </w:sdtPr>
+        <w:sdtContent>
+          <w:r>
+            <w:rPr>
+              <w:rFonts w:ascii="Calibri" w:cs="Calibri" w:eastAsia="Calibri" w:hAnsi="Calibri"/>
+              <w:i/>
+              <w:iCs/>
+              <w:color w:val="5B5F66"/>
+              <w:sz w:val="20"/>
+              <w:szCs w:val="20"/>
+            </w:rPr>
+            <w:t xml:space="preserve">Choose an item.</w:t>
+          </w:r>
+        </w:sdtContent>
+      </w:sdt>
     </w:p>
     <w:p>
       <w:pPr>
@@ -1654,6 +2181,32 @@
               </w:rPr>
               <w:t xml:space="preserve">DATE BEGAN</w:t>
             </w:r>
+            <w:r>
+              <w:br/>
+            </w:r>
+            <w:sdt>
+              <w:sdtPr>
+                <w:date>
+                  <w:dateFormat w:val="M/d/yyyy"/>
+                  <w:lid w:val="en-US"/>
+                  <w:storeMappedDataAs w:val="dateTime"/>
+                  <w:calendar w:val="gregorian"/>
+                </w:date>
+              </w:sdtPr>
+              <w:sdtContent>
+                <w:r>
+                  <w:rPr>
+                    <w:rFonts w:ascii="Calibri" w:cs="Calibri" w:eastAsia="Calibri" w:hAnsi="Calibri"/>
+                    <w:i/>
+                    <w:iCs/>
+                    <w:color w:val="5B5F66"/>
+                    <w:sz w:val="20"/>
+                    <w:szCs w:val="20"/>
+                  </w:rPr>
+                  <w:t xml:space="preserve">Click or tap to enter a date.</w:t>
+                </w:r>
+              </w:sdtContent>
+            </w:sdt>
           </w:p>
         </w:tc>
         <w:tc>
@@ -1690,6 +2243,32 @@
               </w:rPr>
               <w:t xml:space="preserve">DATE ENDED</w:t>
             </w:r>
+            <w:r>
+              <w:br/>
+            </w:r>
+            <w:sdt>
+              <w:sdtPr>
+                <w:date>
+                  <w:dateFormat w:val="M/d/yyyy"/>
+                  <w:lid w:val="en-US"/>
+                  <w:storeMappedDataAs w:val="dateTime"/>
+                  <w:calendar w:val="gregorian"/>
+                </w:date>
+              </w:sdtPr>
+              <w:sdtContent>
+                <w:r>
+                  <w:rPr>
+                    <w:rFonts w:ascii="Calibri" w:cs="Calibri" w:eastAsia="Calibri" w:hAnsi="Calibri"/>
+                    <w:i/>
+                    <w:iCs/>
+                    <w:color w:val="5B5F66"/>
+                    <w:sz w:val="20"/>
+                    <w:szCs w:val="20"/>
+                  </w:rPr>
+                  <w:t xml:space="preserve">Click or tap to enter a date.</w:t>
+                </w:r>
+              </w:sdtContent>
+            </w:sdt>
           </w:p>
         </w:tc>
       </w:tr>
@@ -1745,6 +2324,13 @@
               </w:rPr>
               <w:t xml:space="preserve">TOTAL TRAINING HOURS</w:t>
             </w:r>
+            <w:r>
+              <w:rPr>
+                <w:sz w:val="15"/>
+                <w:szCs w:val="15"/>
+              </w:rPr>
+              <w:t xml:space="preserve">      </w:t>
+            </w:r>
           </w:p>
         </w:tc>
         <w:tc>
@@ -1780,6 +2366,13 @@
                 <w:szCs w:val="15"/>
               </w:rPr>
               <w:t xml:space="preserve">CERTIFIED BY</w:t>
+            </w:r>
+            <w:r>
+              <w:rPr>
+                <w:sz w:val="15"/>
+                <w:szCs w:val="15"/>
+              </w:rPr>
+              <w:t xml:space="preserve">      </w:t>
             </w:r>
           </w:p>
         </w:tc>
@@ -1885,6 +2478,32 @@
               </w:rPr>
               <w:t xml:space="preserve">DATE</w:t>
             </w:r>
+            <w:r>
+              <w:br/>
+            </w:r>
+            <w:sdt>
+              <w:sdtPr>
+                <w:date>
+                  <w:dateFormat w:val="M/d/yyyy"/>
+                  <w:lid w:val="en-US"/>
+                  <w:storeMappedDataAs w:val="dateTime"/>
+                  <w:calendar w:val="gregorian"/>
+                </w:date>
+              </w:sdtPr>
+              <w:sdtContent>
+                <w:r>
+                  <w:rPr>
+                    <w:rFonts w:ascii="Calibri" w:cs="Calibri" w:eastAsia="Calibri" w:hAnsi="Calibri"/>
+                    <w:i/>
+                    <w:iCs/>
+                    <w:color w:val="5B5F66"/>
+                    <w:sz w:val="20"/>
+                    <w:szCs w:val="20"/>
+                  </w:rPr>
+                  <w:t xml:space="preserve">Click or tap to enter a date.</w:t>
+                </w:r>
+              </w:sdtContent>
+            </w:sdt>
           </w:p>
         </w:tc>
         <w:tc>
@@ -1921,6 +2540,13 @@
               </w:rPr>
               <w:t xml:space="preserve">CERTIFIED BY</w:t>
             </w:r>
+            <w:r>
+              <w:rPr>
+                <w:sz w:val="15"/>
+                <w:szCs w:val="15"/>
+              </w:rPr>
+              <w:t xml:space="preserve">      </w:t>
+            </w:r>
           </w:p>
         </w:tc>
       </w:tr>
@@ -1949,7 +2575,7 @@
           <w:sz w:val="15"/>
           <w:szCs w:val="15"/>
         </w:rPr>
-        <w:t xml:space="preserve">      </w:t>
+        <w:t xml:space="preserve">      </w:t>
       </w:r>
     </w:p>
     <w:tbl>
@@ -1972,7 +2598,7 @@
       <w:tr>
         <w:tc>
           <w:tcPr>
-            <w:tcW w:type="pct" w:w="33.33%"/>
+            <w:tcW w:type="pct" w:w="33.333333333333336%"/>
             <w:tcBorders>
               <w:top w:val="none" w:color="auto" w:sz="0"/>
               <w:left w:val="none" w:color="auto" w:sz="0"/>
@@ -2004,11 +2630,18 @@
               </w:rPr>
               <w:t xml:space="preserve">PUSH-UPS</w:t>
             </w:r>
+            <w:r>
+              <w:rPr>
+                <w:sz w:val="15"/>
+                <w:szCs w:val="15"/>
+              </w:rPr>
+              <w:t xml:space="preserve">      </w:t>
+            </w:r>
           </w:p>
         </w:tc>
         <w:tc>
           <w:tcPr>
-            <w:tcW w:type="pct" w:w="33.33%"/>
+            <w:tcW w:type="pct" w:w="33.333333333333336%"/>
             <w:tcBorders>
               <w:top w:val="none" w:color="auto" w:sz="0"/>
               <w:left w:val="none" w:color="auto" w:sz="0"/>
@@ -2040,11 +2673,18 @@
               </w:rPr>
               <w:t xml:space="preserve">SIT-UPS</w:t>
             </w:r>
+            <w:r>
+              <w:rPr>
+                <w:sz w:val="15"/>
+                <w:szCs w:val="15"/>
+              </w:rPr>
+              <w:t xml:space="preserve">      </w:t>
+            </w:r>
           </w:p>
         </w:tc>
         <w:tc>
           <w:tcPr>
-            <w:tcW w:type="pct" w:w="33.33%"/>
+            <w:tcW w:type="pct" w:w="33.333333333333336%"/>
             <w:tcBorders>
               <w:top w:val="none" w:color="auto" w:sz="0"/>
               <w:left w:val="none" w:color="auto" w:sz="0"/>
@@ -2076,6 +2716,13 @@
               </w:rPr>
               <w:t xml:space="preserve">300-METER SPRINT (SECONDS)</w:t>
             </w:r>
+            <w:r>
+              <w:rPr>
+                <w:sz w:val="15"/>
+                <w:szCs w:val="15"/>
+              </w:rPr>
+              <w:t xml:space="preserve">      </w:t>
+            </w:r>
           </w:p>
         </w:tc>
       </w:tr>
@@ -2104,7 +2751,7 @@
           <w:sz w:val="15"/>
           <w:szCs w:val="15"/>
         </w:rPr>
-        <w:t xml:space="preserve">      </w:t>
+        <w:t xml:space="preserve">      </w:t>
       </w:r>
     </w:p>
     <w:p>
@@ -2176,6 +2823,32 @@
               </w:rPr>
               <w:t xml:space="preserve">DATE STARTED</w:t>
             </w:r>
+            <w:r>
+              <w:br/>
+            </w:r>
+            <w:sdt>
+              <w:sdtPr>
+                <w:date>
+                  <w:dateFormat w:val="M/d/yyyy"/>
+                  <w:lid w:val="en-US"/>
+                  <w:storeMappedDataAs w:val="dateTime"/>
+                  <w:calendar w:val="gregorian"/>
+                </w:date>
+              </w:sdtPr>
+              <w:sdtContent>
+                <w:r>
+                  <w:rPr>
+                    <w:rFonts w:ascii="Calibri" w:cs="Calibri" w:eastAsia="Calibri" w:hAnsi="Calibri"/>
+                    <w:i/>
+                    <w:iCs/>
+                    <w:color w:val="5B5F66"/>
+                    <w:sz w:val="20"/>
+                    <w:szCs w:val="20"/>
+                  </w:rPr>
+                  <w:t xml:space="preserve">Click or tap to enter a date.</w:t>
+                </w:r>
+              </w:sdtContent>
+            </w:sdt>
           </w:p>
         </w:tc>
         <w:tc>
@@ -2212,6 +2885,32 @@
               </w:rPr>
               <w:t xml:space="preserve">DATE ENDED</w:t>
             </w:r>
+            <w:r>
+              <w:br/>
+            </w:r>
+            <w:sdt>
+              <w:sdtPr>
+                <w:date>
+                  <w:dateFormat w:val="M/d/yyyy"/>
+                  <w:lid w:val="en-US"/>
+                  <w:storeMappedDataAs w:val="dateTime"/>
+                  <w:calendar w:val="gregorian"/>
+                </w:date>
+              </w:sdtPr>
+              <w:sdtContent>
+                <w:r>
+                  <w:rPr>
+                    <w:rFonts w:ascii="Calibri" w:cs="Calibri" w:eastAsia="Calibri" w:hAnsi="Calibri"/>
+                    <w:i/>
+                    <w:iCs/>
+                    <w:color w:val="5B5F66"/>
+                    <w:sz w:val="20"/>
+                    <w:szCs w:val="20"/>
+                  </w:rPr>
+                  <w:t xml:space="preserve">Click or tap to enter a date.</w:t>
+                </w:r>
+              </w:sdtContent>
+            </w:sdt>
           </w:p>
         </w:tc>
       </w:tr>
@@ -2240,7 +2939,7 @@
           <w:sz w:val="15"/>
           <w:szCs w:val="15"/>
         </w:rPr>
-        <w:t xml:space="preserve">      </w:t>
+        <w:t xml:space="preserve">      </w:t>
       </w:r>
     </w:p>
     <w:p>
@@ -2263,12 +2962,30 @@
         <w:t xml:space="preserve">TOPICS COVERED INCLUDE THOSE ENUMERATED IN SOW D.28</w:t>
       </w:r>
       <w:r>
-        <w:rPr>
-          <w:sz w:val="15"/>
-          <w:szCs w:val="15"/>
-        </w:rPr>
-        <w:t xml:space="preserve">      </w:t>
-      </w:r>
+        <w:br/>
+      </w:r>
+      <w:sdt>
+        <w:sdtPr>
+          <w:dropDownList>
+            <w:listItem w:displayText="Choose an item." w:value="Choose an item."/>
+            <w:listItem w:displayText="Yes" w:value="Yes"/>
+            <w:listItem w:displayText="No" w:value="No"/>
+          </w:dropDownList>
+        </w:sdtPr>
+        <w:sdtContent>
+          <w:r>
+            <w:rPr>
+              <w:rFonts w:ascii="Calibri" w:cs="Calibri" w:eastAsia="Calibri" w:hAnsi="Calibri"/>
+              <w:i/>
+              <w:iCs/>
+              <w:color w:val="5B5F66"/>
+              <w:sz w:val="20"/>
+              <w:szCs w:val="20"/>
+            </w:rPr>
+            <w:t xml:space="preserve">Choose an item.</w:t>
+          </w:r>
+        </w:sdtContent>
+      </w:sdt>
     </w:p>
     <w:tbl>
       <w:tblPr>
@@ -2321,6 +3038,13 @@
               </w:rPr>
               <w:t xml:space="preserve">PROVIDED BY (SITE MANAGER)</w:t>
             </w:r>
+            <w:r>
+              <w:rPr>
+                <w:sz w:val="15"/>
+                <w:szCs w:val="15"/>
+              </w:rPr>
+              <w:t xml:space="preserve">      </w:t>
+            </w:r>
           </w:p>
         </w:tc>
         <w:tc>
@@ -2357,6 +3081,13 @@
               </w:rPr>
               <w:t xml:space="preserve">PROVIDED BY (SITE TRAINER)</w:t>
             </w:r>
+            <w:r>
+              <w:rPr>
+                <w:sz w:val="15"/>
+                <w:szCs w:val="15"/>
+              </w:rPr>
+              <w:t xml:space="preserve">      </w:t>
+            </w:r>
           </w:p>
         </w:tc>
       </w:tr>
@@ -2403,7 +3134,7 @@
           <w:sz w:val="15"/>
           <w:szCs w:val="15"/>
         </w:rPr>
-        <w:t xml:space="preserve">      </w:t>
+        <w:t xml:space="preserve">      </w:t>
       </w:r>
     </w:p>
     <w:tbl>
@@ -2457,6 +3188,13 @@
               </w:rPr>
               <w:t xml:space="preserve">TOTAL HOURS</w:t>
             </w:r>
+            <w:r>
+              <w:rPr>
+                <w:sz w:val="15"/>
+                <w:szCs w:val="15"/>
+              </w:rPr>
+              <w:t xml:space="preserve">      </w:t>
+            </w:r>
           </w:p>
         </w:tc>
         <w:tc>
@@ -2493,6 +3231,13 @@
               </w:rPr>
               <w:t xml:space="preserve">CERTIFIED BY</w:t>
             </w:r>
+            <w:r>
+              <w:rPr>
+                <w:sz w:val="15"/>
+                <w:szCs w:val="15"/>
+              </w:rPr>
+              <w:t xml:space="preserve">      </w:t>
+            </w:r>
           </w:p>
         </w:tc>
       </w:tr>
@@ -2632,7 +3377,7 @@
           <w:sz w:val="15"/>
           <w:szCs w:val="15"/>
         </w:rPr>
-        <w:t xml:space="preserve">      </w:t>
+        <w:t xml:space="preserve">      </w:t>
       </w:r>
     </w:p>
     <w:p>
@@ -2721,6 +3466,13 @@
               </w:rPr>
               <w:t xml:space="preserve">CERTIFYING SITE MANAGER</w:t>
             </w:r>
+            <w:r>
+              <w:rPr>
+                <w:sz w:val="15"/>
+                <w:szCs w:val="15"/>
+              </w:rPr>
+              <w:t xml:space="preserve">      </w:t>
+            </w:r>
           </w:p>
         </w:tc>
         <w:tc>
@@ -2757,6 +3509,32 @@
               </w:rPr>
               <w:t xml:space="preserve">DATE</w:t>
             </w:r>
+            <w:r>
+              <w:br/>
+            </w:r>
+            <w:sdt>
+              <w:sdtPr>
+                <w:date>
+                  <w:dateFormat w:val="M/d/yyyy"/>
+                  <w:lid w:val="en-US"/>
+                  <w:storeMappedDataAs w:val="dateTime"/>
+                  <w:calendar w:val="gregorian"/>
+                </w:date>
+              </w:sdtPr>
+              <w:sdtContent>
+                <w:r>
+                  <w:rPr>
+                    <w:rFonts w:ascii="Calibri" w:cs="Calibri" w:eastAsia="Calibri" w:hAnsi="Calibri"/>
+                    <w:i/>
+                    <w:iCs/>
+                    <w:color w:val="5B5F66"/>
+                    <w:sz w:val="20"/>
+                    <w:szCs w:val="20"/>
+                  </w:rPr>
+                  <w:t xml:space="preserve">Click or tap to enter a date.</w:t>
+                </w:r>
+              </w:sdtContent>
+            </w:sdt>
           </w:p>
         </w:tc>
       </w:tr>
@@ -2846,24 +3624,48 @@
     <w:p>
       <w:pPr>
         <w:pBdr>
-          <w:bottom w:val="single" w:color="D8D9DB" w:sz="4" w:space="2"/>
+          <w:bottom w:val="single" w:color="D8D9DB" w:sz="4" w:space="4"/>
         </w:pBdr>
-        <w:tabs>
-          <w:tab w:val="left" w:pos="3600"/>
-        </w:tabs>
-        <w:spacing w:after="60" w:before="200"/>
-      </w:pPr>
-      <w:r>
-        <w:rPr>
-          <w:rFonts w:ascii="Calibri" w:cs="Calibri" w:eastAsia="Calibri" w:hAnsi="Calibri"/>
-          <w:b/>
-          <w:bCs/>
-          <w:color w:val="26282B"/>
-          <w:sz w:val="19"/>
-          <w:szCs w:val="19"/>
-        </w:rPr>
-        <w:t xml:space="preserve">Date	</w:t>
-      </w:r>
+        <w:spacing w:after="60" w:before="120"/>
+      </w:pPr>
+      <w:r>
+        <w:rPr>
+          <w:rFonts w:ascii="Arial" w:cs="Arial" w:eastAsia="Arial" w:hAnsi="Arial"/>
+          <w:b/>
+          <w:bCs/>
+          <w:color w:val="FF002B"/>
+          <w:spacing w:val="3"/>
+          <w:sz w:val="15"/>
+          <w:szCs w:val="15"/>
+        </w:rPr>
+        <w:t xml:space="preserve">DATE</w:t>
+      </w:r>
+      <w:r>
+        <w:br/>
+      </w:r>
+      <w:sdt>
+        <w:sdtPr>
+          <w:date>
+            <w:dateFormat w:val="M/d/yyyy"/>
+            <w:lid w:val="en-US"/>
+            <w:storeMappedDataAs w:val="dateTime"/>
+            <w:calendar w:val="gregorian"/>
+          </w:date>
+        </w:sdtPr>
+        <w:sdtContent>
+          <w:r>
+            <w:rPr>
+              <w:rFonts w:ascii="Calibri" w:cs="Calibri" w:eastAsia="Calibri" w:hAnsi="Calibri"/>
+              <w:i/>
+              <w:iCs/>
+              <w:color w:val="5B5F66"/>
+              <w:sz w:val="20"/>
+              <w:szCs w:val="20"/>
+            </w:rPr>
+            <w:t xml:space="preserve">Click or tap to enter a date.</w:t>
+          </w:r>
+        </w:sdtContent>
+      </w:sdt>
     </w:p>
     <w:p>
       <w:pPr>
@@ -2890,24 +3692,48 @@
     <w:p>
       <w:pPr>
         <w:pBdr>
-          <w:bottom w:val="single" w:color="D8D9DB" w:sz="4" w:space="2"/>
+          <w:bottom w:val="single" w:color="D8D9DB" w:sz="4" w:space="4"/>
         </w:pBdr>
-        <w:tabs>
-          <w:tab w:val="left" w:pos="3600"/>
-        </w:tabs>
-        <w:spacing w:after="60" w:before="200"/>
-      </w:pPr>
-      <w:r>
-        <w:rPr>
-          <w:rFonts w:ascii="Calibri" w:cs="Calibri" w:eastAsia="Calibri" w:hAnsi="Calibri"/>
-          <w:b/>
-          <w:bCs/>
-          <w:color w:val="26282B"/>
-          <w:sz w:val="19"/>
-          <w:szCs w:val="19"/>
-        </w:rPr>
-        <w:t xml:space="preserve">Date	</w:t>
-      </w:r>
+        <w:spacing w:after="60" w:before="120"/>
+      </w:pPr>
+      <w:r>
+        <w:rPr>
+          <w:rFonts w:ascii="Arial" w:cs="Arial" w:eastAsia="Arial" w:hAnsi="Arial"/>
+          <w:b/>
+          <w:bCs/>
+          <w:color w:val="FF002B"/>
+          <w:spacing w:val="3"/>
+          <w:sz w:val="15"/>
+          <w:szCs w:val="15"/>
+        </w:rPr>
+        <w:t xml:space="preserve">DATE</w:t>
+      </w:r>
+      <w:r>
+        <w:br/>
+      </w:r>
+      <w:sdt>
+        <w:sdtPr>
+          <w:date>
+            <w:dateFormat w:val="M/d/yyyy"/>
+            <w:lid w:val="en-US"/>
+            <w:storeMappedDataAs w:val="dateTime"/>
+            <w:calendar w:val="gregorian"/>
+          </w:date>
+        </w:sdtPr>
+        <w:sdtContent>
+          <w:r>
+            <w:rPr>
+              <w:rFonts w:ascii="Calibri" w:cs="Calibri" w:eastAsia="Calibri" w:hAnsi="Calibri"/>
+              <w:i/>
+              <w:iCs/>
+              <w:color w:val="5B5F66"/>
+              <w:sz w:val="20"/>
+              <w:szCs w:val="20"/>
+            </w:rPr>
+            <w:t xml:space="preserve">Click or tap to enter a date.</w:t>
+          </w:r>
+        </w:sdtContent>
+      </w:sdt>
     </w:p>
     <w:p>
       <w:pPr>
@@ -2934,24 +3760,48 @@
     <w:p>
       <w:pPr>
         <w:pBdr>
-          <w:bottom w:val="single" w:color="D8D9DB" w:sz="4" w:space="2"/>
+          <w:bottom w:val="single" w:color="D8D9DB" w:sz="4" w:space="4"/>
         </w:pBdr>
-        <w:tabs>
-          <w:tab w:val="left" w:pos="3600"/>
-        </w:tabs>
-        <w:spacing w:after="60" w:before="200"/>
-      </w:pPr>
-      <w:r>
-        <w:rPr>
-          <w:rFonts w:ascii="Calibri" w:cs="Calibri" w:eastAsia="Calibri" w:hAnsi="Calibri"/>
-          <w:b/>
-          <w:bCs/>
-          <w:color w:val="26282B"/>
-          <w:sz w:val="19"/>
-          <w:szCs w:val="19"/>
-        </w:rPr>
-        <w:t xml:space="preserve">Date	</w:t>
-      </w:r>
+        <w:spacing w:after="60" w:before="120"/>
+      </w:pPr>
+      <w:r>
+        <w:rPr>
+          <w:rFonts w:ascii="Arial" w:cs="Arial" w:eastAsia="Arial" w:hAnsi="Arial"/>
+          <w:b/>
+          <w:bCs/>
+          <w:color w:val="FF002B"/>
+          <w:spacing w:val="3"/>
+          <w:sz w:val="15"/>
+          <w:szCs w:val="15"/>
+        </w:rPr>
+        <w:t xml:space="preserve">DATE</w:t>
+      </w:r>
+      <w:r>
+        <w:br/>
+      </w:r>
+      <w:sdt>
+        <w:sdtPr>
+          <w:date>
+            <w:dateFormat w:val="M/d/yyyy"/>
+            <w:lid w:val="en-US"/>
+            <w:storeMappedDataAs w:val="dateTime"/>
+            <w:calendar w:val="gregorian"/>
+          </w:date>
+        </w:sdtPr>
+        <w:sdtContent>
+          <w:r>
+            <w:rPr>
+              <w:rFonts w:ascii="Calibri" w:cs="Calibri" w:eastAsia="Calibri" w:hAnsi="Calibri"/>
+              <w:i/>
+              <w:iCs/>
+              <w:color w:val="5B5F66"/>
+              <w:sz w:val="20"/>
+              <w:szCs w:val="20"/>
+            </w:rPr>
+            <w:t xml:space="preserve">Click or tap to enter a date.</w:t>
+          </w:r>
+        </w:sdtContent>
+      </w:sdt>
     </w:p>
     <w:p>
       <w:pPr>
@@ -2978,24 +3828,48 @@
     <w:p>
       <w:pPr>
         <w:pBdr>
-          <w:bottom w:val="single" w:color="D8D9DB" w:sz="4" w:space="2"/>
+          <w:bottom w:val="single" w:color="D8D9DB" w:sz="4" w:space="4"/>
         </w:pBdr>
-        <w:tabs>
-          <w:tab w:val="left" w:pos="3600"/>
-        </w:tabs>
-        <w:spacing w:after="60" w:before="200"/>
-      </w:pPr>
-      <w:r>
-        <w:rPr>
-          <w:rFonts w:ascii="Calibri" w:cs="Calibri" w:eastAsia="Calibri" w:hAnsi="Calibri"/>
-          <w:b/>
-          <w:bCs/>
-          <w:color w:val="26282B"/>
-          <w:sz w:val="19"/>
-          <w:szCs w:val="19"/>
-        </w:rPr>
-        <w:t xml:space="preserve">Date	</w:t>
-      </w:r>
+        <w:spacing w:after="60" w:before="120"/>
+      </w:pPr>
+      <w:r>
+        <w:rPr>
+          <w:rFonts w:ascii="Arial" w:cs="Arial" w:eastAsia="Arial" w:hAnsi="Arial"/>
+          <w:b/>
+          <w:bCs/>
+          <w:color w:val="FF002B"/>
+          <w:spacing w:val="3"/>
+          <w:sz w:val="15"/>
+          <w:szCs w:val="15"/>
+        </w:rPr>
+        <w:t xml:space="preserve">DATE</w:t>
+      </w:r>
+      <w:r>
+        <w:br/>
+      </w:r>
+      <w:sdt>
+        <w:sdtPr>
+          <w:date>
+            <w:dateFormat w:val="M/d/yyyy"/>
+            <w:lid w:val="en-US"/>
+            <w:storeMappedDataAs w:val="dateTime"/>
+            <w:calendar w:val="gregorian"/>
+          </w:date>
+        </w:sdtPr>
+        <w:sdtContent>
+          <w:r>
+            <w:rPr>
+              <w:rFonts w:ascii="Calibri" w:cs="Calibri" w:eastAsia="Calibri" w:hAnsi="Calibri"/>
+              <w:i/>
+              <w:iCs/>
+              <w:color w:val="5B5F66"/>
+              <w:sz w:val="20"/>
+              <w:szCs w:val="20"/>
+            </w:rPr>
+            <w:t xml:space="preserve">Click or tap to enter a date.</w:t>
+          </w:r>
+        </w:sdtContent>
+      </w:sdt>
     </w:p>
     <w:sectPr>
       <w:headerReference w:type="default" r:id="rId7"/>

--- a/exports/cifso-certification-forms/valletta_new_hire_employment_eligibility.docx
+++ b/exports/cifso-certification-forms/valletta_new_hire_employment_eligibility.docx
@@ -21,7 +21,7 @@
     <w:p>
       <w:pPr>
         <w:pBdr>
-          <w:bottom w:val="single" w:color="FF002B" w:sz="18" w:space="4"/>
+          <w:bottom w:val="single" w:color="1B4FA0" w:sz="18" w:space="4"/>
         </w:pBdr>
         <w:spacing w:after="160"/>
       </w:pPr>
@@ -59,7 +59,7 @@
           <w:rFonts w:ascii="Arial" w:cs="Arial" w:eastAsia="Arial" w:hAnsi="Arial"/>
           <w:b/>
           <w:bCs/>
-          <w:color w:val="FF002B"/>
+          <w:color w:val="1B4FA0"/>
           <w:spacing w:val="3"/>
           <w:sz w:val="15"/>
           <w:szCs w:val="15"/>
@@ -86,7 +86,7 @@
           <w:rFonts w:ascii="Arial" w:cs="Arial" w:eastAsia="Arial" w:hAnsi="Arial"/>
           <w:b/>
           <w:bCs/>
-          <w:color w:val="FF002B"/>
+          <w:color w:val="1B4FA0"/>
           <w:spacing w:val="3"/>
           <w:sz w:val="15"/>
           <w:szCs w:val="15"/>
@@ -145,7 +145,7 @@
                 <w:rFonts w:ascii="Arial" w:cs="Arial" w:eastAsia="Arial" w:hAnsi="Arial"/>
                 <w:b/>
                 <w:bCs/>
-                <w:color w:val="FF002B"/>
+                <w:color w:val="1B4FA0"/>
                 <w:spacing w:val="3"/>
                 <w:sz w:val="15"/>
                 <w:szCs w:val="15"/>
@@ -188,7 +188,7 @@
                 <w:rFonts w:ascii="Arial" w:cs="Arial" w:eastAsia="Arial" w:hAnsi="Arial"/>
                 <w:b/>
                 <w:bCs/>
-                <w:color w:val="FF002B"/>
+                <w:color w:val="1B4FA0"/>
                 <w:spacing w:val="3"/>
                 <w:sz w:val="15"/>
                 <w:szCs w:val="15"/>
@@ -317,7 +317,7 @@
                 <w:rFonts w:ascii="Arial" w:cs="Arial" w:eastAsia="Arial" w:hAnsi="Arial"/>
                 <w:b/>
                 <w:bCs/>
-                <w:color w:val="FF002B"/>
+                <w:color w:val="1B4FA0"/>
                 <w:spacing w:val="3"/>
                 <w:sz w:val="15"/>
                 <w:szCs w:val="15"/>
@@ -383,7 +383,7 @@
                 <w:rFonts w:ascii="Arial" w:cs="Arial" w:eastAsia="Arial" w:hAnsi="Arial"/>
                 <w:b/>
                 <w:bCs/>
-                <w:color w:val="FF002B"/>
+                <w:color w:val="1B4FA0"/>
                 <w:spacing w:val="3"/>
                 <w:sz w:val="15"/>
                 <w:szCs w:val="15"/>
@@ -651,7 +651,7 @@
                 <w:rFonts w:ascii="Arial" w:cs="Arial" w:eastAsia="Arial" w:hAnsi="Arial"/>
                 <w:b/>
                 <w:bCs/>
-                <w:color w:val="FF002B"/>
+                <w:color w:val="1B4FA0"/>
                 <w:spacing w:val="3"/>
                 <w:sz w:val="15"/>
                 <w:szCs w:val="15"/>
@@ -694,7 +694,7 @@
                 <w:rFonts w:ascii="Arial" w:cs="Arial" w:eastAsia="Arial" w:hAnsi="Arial"/>
                 <w:b/>
                 <w:bCs/>
-                <w:color w:val="FF002B"/>
+                <w:color w:val="1B4FA0"/>
                 <w:spacing w:val="3"/>
                 <w:sz w:val="15"/>
                 <w:szCs w:val="15"/>
@@ -742,7 +742,7 @@
           <w:rFonts w:ascii="Arial" w:cs="Arial" w:eastAsia="Arial" w:hAnsi="Arial"/>
           <w:b/>
           <w:bCs/>
-          <w:color w:val="FF002B"/>
+          <w:color w:val="1B4FA0"/>
           <w:spacing w:val="3"/>
           <w:sz w:val="15"/>
           <w:szCs w:val="15"/>
@@ -769,7 +769,7 @@
           <w:rFonts w:ascii="Arial" w:cs="Arial" w:eastAsia="Arial" w:hAnsi="Arial"/>
           <w:b/>
           <w:bCs/>
-          <w:color w:val="FF002B"/>
+          <w:color w:val="1B4FA0"/>
           <w:spacing w:val="3"/>
           <w:sz w:val="15"/>
           <w:szCs w:val="15"/>
@@ -828,7 +828,7 @@
                 <w:rFonts w:ascii="Arial" w:cs="Arial" w:eastAsia="Arial" w:hAnsi="Arial"/>
                 <w:b/>
                 <w:bCs/>
-                <w:color w:val="FF002B"/>
+                <w:color w:val="1B4FA0"/>
                 <w:spacing w:val="3"/>
                 <w:sz w:val="15"/>
                 <w:szCs w:val="15"/>
@@ -890,7 +890,7 @@
                 <w:rFonts w:ascii="Arial" w:cs="Arial" w:eastAsia="Arial" w:hAnsi="Arial"/>
                 <w:b/>
                 <w:bCs/>
-                <w:color w:val="FF002B"/>
+                <w:color w:val="1B4FA0"/>
                 <w:spacing w:val="3"/>
                 <w:sz w:val="15"/>
                 <w:szCs w:val="15"/>
@@ -939,7 +939,7 @@
           <w:rFonts w:ascii="Arial" w:cs="Arial" w:eastAsia="Arial" w:hAnsi="Arial"/>
           <w:b/>
           <w:bCs/>
-          <w:color w:val="FF002B"/>
+          <w:color w:val="1B4FA0"/>
           <w:spacing w:val="3"/>
           <w:sz w:val="15"/>
           <w:szCs w:val="15"/>
@@ -987,7 +987,7 @@
           <w:rFonts w:ascii="Arial" w:cs="Arial" w:eastAsia="Arial" w:hAnsi="Arial"/>
           <w:b/>
           <w:bCs/>
-          <w:color w:val="FF002B"/>
+          <w:color w:val="1B4FA0"/>
           <w:spacing w:val="3"/>
           <w:sz w:val="15"/>
           <w:szCs w:val="15"/>
@@ -1032,7 +1032,7 @@
           <w:rFonts w:ascii="Arial" w:cs="Arial" w:eastAsia="Arial" w:hAnsi="Arial"/>
           <w:b/>
           <w:bCs/>
-          <w:color w:val="FF002B"/>
+          <w:color w:val="1B4FA0"/>
           <w:spacing w:val="3"/>
           <w:sz w:val="15"/>
           <w:szCs w:val="15"/>
@@ -1059,7 +1059,7 @@
           <w:rFonts w:ascii="Arial" w:cs="Arial" w:eastAsia="Arial" w:hAnsi="Arial"/>
           <w:b/>
           <w:bCs/>
-          <w:color w:val="FF002B"/>
+          <w:color w:val="1B4FA0"/>
           <w:spacing w:val="3"/>
           <w:sz w:val="15"/>
           <w:szCs w:val="15"/>
@@ -1086,7 +1086,7 @@
           <w:rFonts w:ascii="Arial" w:cs="Arial" w:eastAsia="Arial" w:hAnsi="Arial"/>
           <w:b/>
           <w:bCs/>
-          <w:color w:val="FF002B"/>
+          <w:color w:val="1B4FA0"/>
           <w:spacing w:val="3"/>
           <w:sz w:val="15"/>
           <w:szCs w:val="15"/>
@@ -1113,7 +1113,7 @@
           <w:rFonts w:ascii="Arial" w:cs="Arial" w:eastAsia="Arial" w:hAnsi="Arial"/>
           <w:b/>
           <w:bCs/>
-          <w:color w:val="FF002B"/>
+          <w:color w:val="1B4FA0"/>
           <w:spacing w:val="3"/>
           <w:sz w:val="15"/>
           <w:szCs w:val="15"/>
@@ -1140,7 +1140,7 @@
           <w:rFonts w:ascii="Arial" w:cs="Arial" w:eastAsia="Arial" w:hAnsi="Arial"/>
           <w:b/>
           <w:bCs/>
-          <w:color w:val="FF002B"/>
+          <w:color w:val="1B4FA0"/>
           <w:spacing w:val="3"/>
           <w:sz w:val="15"/>
           <w:szCs w:val="15"/>
@@ -1185,7 +1185,7 @@
           <w:rFonts w:ascii="Arial" w:cs="Arial" w:eastAsia="Arial" w:hAnsi="Arial"/>
           <w:b/>
           <w:bCs/>
-          <w:color w:val="FF002B"/>
+          <w:color w:val="1B4FA0"/>
           <w:spacing w:val="3"/>
           <w:sz w:val="15"/>
           <w:szCs w:val="15"/>
@@ -1230,7 +1230,7 @@
           <w:rFonts w:ascii="Arial" w:cs="Arial" w:eastAsia="Arial" w:hAnsi="Arial"/>
           <w:b/>
           <w:bCs/>
-          <w:color w:val="FF002B"/>
+          <w:color w:val="1B4FA0"/>
           <w:spacing w:val="3"/>
           <w:sz w:val="15"/>
           <w:szCs w:val="15"/>
@@ -1275,7 +1275,7 @@
           <w:rFonts w:ascii="Arial" w:cs="Arial" w:eastAsia="Arial" w:hAnsi="Arial"/>
           <w:b/>
           <w:bCs/>
-          <w:color w:val="FF002B"/>
+          <w:color w:val="1B4FA0"/>
           <w:spacing w:val="3"/>
           <w:sz w:val="15"/>
           <w:szCs w:val="15"/>
@@ -1320,7 +1320,7 @@
           <w:rFonts w:ascii="Arial" w:cs="Arial" w:eastAsia="Arial" w:hAnsi="Arial"/>
           <w:b/>
           <w:bCs/>
-          <w:color w:val="FF002B"/>
+          <w:color w:val="1B4FA0"/>
           <w:spacing w:val="3"/>
           <w:sz w:val="15"/>
           <w:szCs w:val="15"/>
@@ -1365,7 +1365,7 @@
           <w:rFonts w:ascii="Arial" w:cs="Arial" w:eastAsia="Arial" w:hAnsi="Arial"/>
           <w:b/>
           <w:bCs/>
-          <w:color w:val="FF002B"/>
+          <w:color w:val="1B4FA0"/>
           <w:spacing w:val="3"/>
           <w:sz w:val="15"/>
           <w:szCs w:val="15"/>
@@ -1442,7 +1442,7 @@
                 <w:rFonts w:ascii="Arial" w:cs="Arial" w:eastAsia="Arial" w:hAnsi="Arial"/>
                 <w:b/>
                 <w:bCs/>
-                <w:color w:val="FF002B"/>
+                <w:color w:val="1B4FA0"/>
                 <w:spacing w:val="3"/>
                 <w:sz w:val="15"/>
                 <w:szCs w:val="15"/>
@@ -1503,7 +1503,7 @@
                 <w:rFonts w:ascii="Arial" w:cs="Arial" w:eastAsia="Arial" w:hAnsi="Arial"/>
                 <w:b/>
                 <w:bCs/>
-                <w:color w:val="FF002B"/>
+                <w:color w:val="1B4FA0"/>
                 <w:spacing w:val="3"/>
                 <w:sz w:val="15"/>
                 <w:szCs w:val="15"/>
@@ -1584,7 +1584,7 @@
                 <w:rFonts w:ascii="Arial" w:cs="Arial" w:eastAsia="Arial" w:hAnsi="Arial"/>
                 <w:b/>
                 <w:bCs/>
-                <w:color w:val="FF002B"/>
+                <w:color w:val="1B4FA0"/>
                 <w:spacing w:val="3"/>
                 <w:sz w:val="15"/>
                 <w:szCs w:val="15"/>
@@ -1645,7 +1645,7 @@
                 <w:rFonts w:ascii="Arial" w:cs="Arial" w:eastAsia="Arial" w:hAnsi="Arial"/>
                 <w:b/>
                 <w:bCs/>
-                <w:color w:val="FF002B"/>
+                <w:color w:val="1B4FA0"/>
                 <w:spacing w:val="3"/>
                 <w:sz w:val="15"/>
                 <w:szCs w:val="15"/>
@@ -1726,7 +1726,7 @@
                 <w:rFonts w:ascii="Arial" w:cs="Arial" w:eastAsia="Arial" w:hAnsi="Arial"/>
                 <w:b/>
                 <w:bCs/>
-                <w:color w:val="FF002B"/>
+                <w:color w:val="1B4FA0"/>
                 <w:spacing w:val="3"/>
                 <w:sz w:val="15"/>
                 <w:szCs w:val="15"/>
@@ -1787,7 +1787,7 @@
                 <w:rFonts w:ascii="Arial" w:cs="Arial" w:eastAsia="Arial" w:hAnsi="Arial"/>
                 <w:b/>
                 <w:bCs/>
-                <w:color w:val="FF002B"/>
+                <w:color w:val="1B4FA0"/>
                 <w:spacing w:val="3"/>
                 <w:sz w:val="15"/>
                 <w:szCs w:val="15"/>
@@ -1854,7 +1854,7 @@
           <w:rFonts w:ascii="Arial" w:cs="Arial" w:eastAsia="Arial" w:hAnsi="Arial"/>
           <w:b/>
           <w:bCs/>
-          <w:color w:val="FF002B"/>
+          <w:color w:val="1B4FA0"/>
           <w:spacing w:val="3"/>
           <w:sz w:val="15"/>
           <w:szCs w:val="15"/>
@@ -1899,7 +1899,7 @@
           <w:rFonts w:ascii="Arial" w:cs="Arial" w:eastAsia="Arial" w:hAnsi="Arial"/>
           <w:b/>
           <w:bCs/>
-          <w:color w:val="FF002B"/>
+          <w:color w:val="1B4FA0"/>
           <w:spacing w:val="3"/>
           <w:sz w:val="15"/>
           <w:szCs w:val="15"/>
@@ -1944,7 +1944,7 @@
           <w:rFonts w:ascii="Arial" w:cs="Arial" w:eastAsia="Arial" w:hAnsi="Arial"/>
           <w:b/>
           <w:bCs/>
-          <w:color w:val="FF002B"/>
+          <w:color w:val="1B4FA0"/>
           <w:spacing w:val="3"/>
           <w:sz w:val="15"/>
           <w:szCs w:val="15"/>
@@ -1989,7 +1989,7 @@
           <w:rFonts w:ascii="Arial" w:cs="Arial" w:eastAsia="Arial" w:hAnsi="Arial"/>
           <w:b/>
           <w:bCs/>
-          <w:color w:val="FF002B"/>
+          <w:color w:val="1B4FA0"/>
           <w:spacing w:val="3"/>
           <w:sz w:val="15"/>
           <w:szCs w:val="15"/>
@@ -2034,7 +2034,7 @@
           <w:rFonts w:ascii="Arial" w:cs="Arial" w:eastAsia="Arial" w:hAnsi="Arial"/>
           <w:b/>
           <w:bCs/>
-          <w:color w:val="FF002B"/>
+          <w:color w:val="1B4FA0"/>
           <w:spacing w:val="3"/>
           <w:sz w:val="15"/>
           <w:szCs w:val="15"/>
@@ -2079,7 +2079,7 @@
           <w:rFonts w:ascii="Arial" w:cs="Arial" w:eastAsia="Arial" w:hAnsi="Arial"/>
           <w:b/>
           <w:bCs/>
-          <w:color w:val="FF002B"/>
+          <w:color w:val="1B4FA0"/>
           <w:spacing w:val="3"/>
           <w:sz w:val="15"/>
           <w:szCs w:val="15"/>
@@ -2174,7 +2174,7 @@
                 <w:rFonts w:ascii="Arial" w:cs="Arial" w:eastAsia="Arial" w:hAnsi="Arial"/>
                 <w:b/>
                 <w:bCs/>
-                <w:color w:val="FF002B"/>
+                <w:color w:val="1B4FA0"/>
                 <w:spacing w:val="3"/>
                 <w:sz w:val="15"/>
                 <w:szCs w:val="15"/>
@@ -2236,7 +2236,7 @@
                 <w:rFonts w:ascii="Arial" w:cs="Arial" w:eastAsia="Arial" w:hAnsi="Arial"/>
                 <w:b/>
                 <w:bCs/>
-                <w:color w:val="FF002B"/>
+                <w:color w:val="1B4FA0"/>
                 <w:spacing w:val="3"/>
                 <w:sz w:val="15"/>
                 <w:szCs w:val="15"/>
@@ -2317,7 +2317,7 @@
                 <w:rFonts w:ascii="Arial" w:cs="Arial" w:eastAsia="Arial" w:hAnsi="Arial"/>
                 <w:b/>
                 <w:bCs/>
-                <w:color w:val="FF002B"/>
+                <w:color w:val="1B4FA0"/>
                 <w:spacing w:val="3"/>
                 <w:sz w:val="15"/>
                 <w:szCs w:val="15"/>
@@ -2360,7 +2360,7 @@
                 <w:rFonts w:ascii="Arial" w:cs="Arial" w:eastAsia="Arial" w:hAnsi="Arial"/>
                 <w:b/>
                 <w:bCs/>
-                <w:color w:val="FF002B"/>
+                <w:color w:val="1B4FA0"/>
                 <w:spacing w:val="3"/>
                 <w:sz w:val="15"/>
                 <w:szCs w:val="15"/>
@@ -2471,7 +2471,7 @@
                 <w:rFonts w:ascii="Arial" w:cs="Arial" w:eastAsia="Arial" w:hAnsi="Arial"/>
                 <w:b/>
                 <w:bCs/>
-                <w:color w:val="FF002B"/>
+                <w:color w:val="1B4FA0"/>
                 <w:spacing w:val="3"/>
                 <w:sz w:val="15"/>
                 <w:szCs w:val="15"/>
@@ -2533,7 +2533,7 @@
                 <w:rFonts w:ascii="Arial" w:cs="Arial" w:eastAsia="Arial" w:hAnsi="Arial"/>
                 <w:b/>
                 <w:bCs/>
-                <w:color w:val="FF002B"/>
+                <w:color w:val="1B4FA0"/>
                 <w:spacing w:val="3"/>
                 <w:sz w:val="15"/>
                 <w:szCs w:val="15"/>
@@ -2563,7 +2563,7 @@
           <w:rFonts w:ascii="Arial" w:cs="Arial" w:eastAsia="Arial" w:hAnsi="Arial"/>
           <w:b/>
           <w:bCs/>
-          <w:color w:val="FF002B"/>
+          <w:color w:val="1B4FA0"/>
           <w:spacing w:val="3"/>
           <w:sz w:val="15"/>
           <w:szCs w:val="15"/>
@@ -2623,7 +2623,7 @@
                 <w:rFonts w:ascii="Arial" w:cs="Arial" w:eastAsia="Arial" w:hAnsi="Arial"/>
                 <w:b/>
                 <w:bCs/>
-                <w:color w:val="FF002B"/>
+                <w:color w:val="1B4FA0"/>
                 <w:spacing w:val="3"/>
                 <w:sz w:val="15"/>
                 <w:szCs w:val="15"/>
@@ -2666,7 +2666,7 @@
                 <w:rFonts w:ascii="Arial" w:cs="Arial" w:eastAsia="Arial" w:hAnsi="Arial"/>
                 <w:b/>
                 <w:bCs/>
-                <w:color w:val="FF002B"/>
+                <w:color w:val="1B4FA0"/>
                 <w:spacing w:val="3"/>
                 <w:sz w:val="15"/>
                 <w:szCs w:val="15"/>
@@ -2709,7 +2709,7 @@
                 <w:rFonts w:ascii="Arial" w:cs="Arial" w:eastAsia="Arial" w:hAnsi="Arial"/>
                 <w:b/>
                 <w:bCs/>
-                <w:color w:val="FF002B"/>
+                <w:color w:val="1B4FA0"/>
                 <w:spacing w:val="3"/>
                 <w:sz w:val="15"/>
                 <w:szCs w:val="15"/>
@@ -2739,7 +2739,7 @@
           <w:rFonts w:ascii="Arial" w:cs="Arial" w:eastAsia="Arial" w:hAnsi="Arial"/>
           <w:b/>
           <w:bCs/>
-          <w:color w:val="FF002B"/>
+          <w:color w:val="1B4FA0"/>
           <w:spacing w:val="3"/>
           <w:sz w:val="15"/>
           <w:szCs w:val="15"/>
@@ -2816,7 +2816,7 @@
                 <w:rFonts w:ascii="Arial" w:cs="Arial" w:eastAsia="Arial" w:hAnsi="Arial"/>
                 <w:b/>
                 <w:bCs/>
-                <w:color w:val="FF002B"/>
+                <w:color w:val="1B4FA0"/>
                 <w:spacing w:val="3"/>
                 <w:sz w:val="15"/>
                 <w:szCs w:val="15"/>
@@ -2878,7 +2878,7 @@
                 <w:rFonts w:ascii="Arial" w:cs="Arial" w:eastAsia="Arial" w:hAnsi="Arial"/>
                 <w:b/>
                 <w:bCs/>
-                <w:color w:val="FF002B"/>
+                <w:color w:val="1B4FA0"/>
                 <w:spacing w:val="3"/>
                 <w:sz w:val="15"/>
                 <w:szCs w:val="15"/>
@@ -2927,7 +2927,7 @@
           <w:rFonts w:ascii="Arial" w:cs="Arial" w:eastAsia="Arial" w:hAnsi="Arial"/>
           <w:b/>
           <w:bCs/>
-          <w:color w:val="FF002B"/>
+          <w:color w:val="1B4FA0"/>
           <w:spacing w:val="3"/>
           <w:sz w:val="15"/>
           <w:szCs w:val="15"/>
@@ -2954,7 +2954,7 @@
           <w:rFonts w:ascii="Arial" w:cs="Arial" w:eastAsia="Arial" w:hAnsi="Arial"/>
           <w:b/>
           <w:bCs/>
-          <w:color w:val="FF002B"/>
+          <w:color w:val="1B4FA0"/>
           <w:spacing w:val="3"/>
           <w:sz w:val="15"/>
           <w:szCs w:val="15"/>
@@ -3031,7 +3031,7 @@
                 <w:rFonts w:ascii="Arial" w:cs="Arial" w:eastAsia="Arial" w:hAnsi="Arial"/>
                 <w:b/>
                 <w:bCs/>
-                <w:color w:val="FF002B"/>
+                <w:color w:val="1B4FA0"/>
                 <w:spacing w:val="3"/>
                 <w:sz w:val="15"/>
                 <w:szCs w:val="15"/>
@@ -3074,7 +3074,7 @@
                 <w:rFonts w:ascii="Arial" w:cs="Arial" w:eastAsia="Arial" w:hAnsi="Arial"/>
                 <w:b/>
                 <w:bCs/>
-                <w:color w:val="FF002B"/>
+                <w:color w:val="1B4FA0"/>
                 <w:spacing w:val="3"/>
                 <w:sz w:val="15"/>
                 <w:szCs w:val="15"/>
@@ -3122,7 +3122,7 @@
           <w:rFonts w:ascii="Arial" w:cs="Arial" w:eastAsia="Arial" w:hAnsi="Arial"/>
           <w:b/>
           <w:bCs/>
-          <w:color w:val="FF002B"/>
+          <w:color w:val="1B4FA0"/>
           <w:spacing w:val="3"/>
           <w:sz w:val="15"/>
           <w:szCs w:val="15"/>
@@ -3181,7 +3181,7 @@
                 <w:rFonts w:ascii="Arial" w:cs="Arial" w:eastAsia="Arial" w:hAnsi="Arial"/>
                 <w:b/>
                 <w:bCs/>
-                <w:color w:val="FF002B"/>
+                <w:color w:val="1B4FA0"/>
                 <w:spacing w:val="3"/>
                 <w:sz w:val="15"/>
                 <w:szCs w:val="15"/>
@@ -3224,7 +3224,7 @@
                 <w:rFonts w:ascii="Arial" w:cs="Arial" w:eastAsia="Arial" w:hAnsi="Arial"/>
                 <w:b/>
                 <w:bCs/>
-                <w:color w:val="FF002B"/>
+                <w:color w:val="1B4FA0"/>
                 <w:spacing w:val="3"/>
                 <w:sz w:val="15"/>
                 <w:szCs w:val="15"/>
@@ -3365,7 +3365,7 @@
           <w:rFonts w:ascii="Arial" w:cs="Arial" w:eastAsia="Arial" w:hAnsi="Arial"/>
           <w:b/>
           <w:bCs/>
-          <w:color w:val="FF002B"/>
+          <w:color w:val="1B4FA0"/>
           <w:spacing w:val="3"/>
           <w:sz w:val="15"/>
           <w:szCs w:val="15"/>
@@ -3383,7 +3383,7 @@
     <w:p>
       <w:pPr>
         <w:pBdr>
-          <w:bottom w:val="single" w:color="FF002B" w:sz="10" w:space="4"/>
+          <w:bottom w:val="single" w:color="1B4FA0" w:sz="10" w:space="4"/>
         </w:pBdr>
         <w:spacing w:after="120" w:before="200"/>
       </w:pPr>
@@ -3459,7 +3459,7 @@
                 <w:rFonts w:ascii="Arial" w:cs="Arial" w:eastAsia="Arial" w:hAnsi="Arial"/>
                 <w:b/>
                 <w:bCs/>
-                <w:color w:val="FF002B"/>
+                <w:color w:val="1B4FA0"/>
                 <w:spacing w:val="3"/>
                 <w:sz w:val="15"/>
                 <w:szCs w:val="15"/>
@@ -3502,7 +3502,7 @@
                 <w:rFonts w:ascii="Arial" w:cs="Arial" w:eastAsia="Arial" w:hAnsi="Arial"/>
                 <w:b/>
                 <w:bCs/>
-                <w:color w:val="FF002B"/>
+                <w:color w:val="1B4FA0"/>
                 <w:spacing w:val="3"/>
                 <w:sz w:val="15"/>
                 <w:szCs w:val="15"/>
@@ -3542,7 +3542,7 @@
     <w:p>
       <w:pPr>
         <w:pBdr>
-          <w:bottom w:val="single" w:color="FF002B" w:sz="10" w:space="4"/>
+          <w:bottom w:val="single" w:color="1B4FA0" w:sz="10" w:space="4"/>
         </w:pBdr>
         <w:spacing w:after="120" w:before="200"/>
       </w:pPr>
@@ -3574,7 +3574,7 @@
       <w:r>
         <w:rPr>
           <w:rFonts w:ascii="Calibri" w:cs="Calibri" w:eastAsia="Calibri" w:hAnsi="Calibri"/>
-          <w:color w:val="FF002B"/>
+          <w:color w:val="1B4FA0"/>
           <w:sz w:val="20"/>
           <w:szCs w:val="20"/>
         </w:rPr>
@@ -3592,7 +3592,7 @@
       <w:r>
         <w:rPr>
           <w:rFonts w:ascii="Calibri" w:cs="Calibri" w:eastAsia="Calibri" w:hAnsi="Calibri"/>
-          <w:color w:val="FF002B"/>
+          <w:color w:val="1B4FA0"/>
           <w:sz w:val="20"/>
           <w:szCs w:val="20"/>
         </w:rPr>
@@ -3633,7 +3633,7 @@
           <w:rFonts w:ascii="Arial" w:cs="Arial" w:eastAsia="Arial" w:hAnsi="Arial"/>
           <w:b/>
           <w:bCs/>
-          <w:color w:val="FF002B"/>
+          <w:color w:val="1B4FA0"/>
           <w:spacing w:val="3"/>
           <w:sz w:val="15"/>
           <w:szCs w:val="15"/>
@@ -3701,7 +3701,7 @@
           <w:rFonts w:ascii="Arial" w:cs="Arial" w:eastAsia="Arial" w:hAnsi="Arial"/>
           <w:b/>
           <w:bCs/>
-          <w:color w:val="FF002B"/>
+          <w:color w:val="1B4FA0"/>
           <w:spacing w:val="3"/>
           <w:sz w:val="15"/>
           <w:szCs w:val="15"/>
@@ -3769,7 +3769,7 @@
           <w:rFonts w:ascii="Arial" w:cs="Arial" w:eastAsia="Arial" w:hAnsi="Arial"/>
           <w:b/>
           <w:bCs/>
-          <w:color w:val="FF002B"/>
+          <w:color w:val="1B4FA0"/>
           <w:spacing w:val="3"/>
           <w:sz w:val="15"/>
           <w:szCs w:val="15"/>
@@ -3837,7 +3837,7 @@
           <w:rFonts w:ascii="Arial" w:cs="Arial" w:eastAsia="Arial" w:hAnsi="Arial"/>
           <w:b/>
           <w:bCs/>
-          <w:color w:val="FF002B"/>
+          <w:color w:val="1B4FA0"/>
           <w:spacing w:val="3"/>
           <w:sz w:val="15"/>
           <w:szCs w:val="15"/>
@@ -4027,7 +4027,7 @@
   <w:p>
     <w:pPr>
       <w:pBdr>
-        <w:bottom w:val="single" w:color="FF002B" w:sz="16" w:space="8"/>
+        <w:bottom w:val="single" w:color="1B4FA0" w:sz="16" w:space="8"/>
       </w:pBdr>
       <w:tabs>
         <w:tab w:val="right" w:pos="9792"/>
@@ -4036,7 +4036,7 @@
     <w:r>
       <w:drawing>
         <wp:inline distT="0" distB="0" distL="0" distR="0">
-          <wp:extent cx="1428750" cy="285750"/>
+          <wp:extent cx="1047750" cy="809625"/>
           <wp:effectExtent t="0" r="0" b="0" l="0"/>
           <wp:docPr id="1" name="" descr="" title=""/>
           <wp:cNvGraphicFramePr>
@@ -4061,7 +4061,7 @@
                 <pic:spPr bwMode="auto">
                   <a:xfrm>
                     <a:off x="0" y="0"/>
-                    <a:ext cx="1428750" cy="285750"/>
+                    <a:ext cx="1047750" cy="809625"/>
                   </a:xfrm>
                   <a:prstGeom prst="rect">
                     <a:avLst/>

--- a/exports/cifso-certification-forms/valletta_new_hire_employment_eligibility.docx
+++ b/exports/cifso-certification-forms/valletta_new_hire_employment_eligibility.docx
@@ -3877,7 +3877,7 @@
       <w:footerReference w:type="default" r:id="rId9"/>
       <w:footerReference w:type="first" r:id="rId10"/>
       <w:pgSz w:w="12240" w:h="15840" w:orient="portrait"/>
-      <w:pgMar w:top="1224" w:right="1224" w:bottom="1224" w:left="1224" w:header="708" w:footer="708" w:gutter="0"/>
+      <w:pgMar w:top="1440" w:right="1440" w:bottom="1440" w:left="1440" w:header="504" w:footer="504" w:gutter="0"/>
       <w:pgNumType/>
       <w:titlePg/>
       <w:docGrid w:linePitch="360"/>
@@ -4030,13 +4030,13 @@
         <w:bottom w:val="single" w:color="1B4FA0" w:sz="16" w:space="8"/>
       </w:pBdr>
       <w:tabs>
-        <w:tab w:val="right" w:pos="9792"/>
+        <w:tab w:val="right" w:pos="9360"/>
       </w:tabs>
     </w:pPr>
     <w:r>
       <w:drawing>
         <wp:inline distT="0" distB="0" distL="0" distR="0">
-          <wp:extent cx="1047750" cy="809625"/>
+          <wp:extent cx="600075" cy="457200"/>
           <wp:effectExtent t="0" r="0" b="0" l="0"/>
           <wp:docPr id="1" name="" descr="" title=""/>
           <wp:cNvGraphicFramePr>
@@ -4061,7 +4061,7 @@
                 <pic:spPr bwMode="auto">
                   <a:xfrm>
                     <a:off x="0" y="0"/>
-                    <a:ext cx="1047750" cy="809625"/>
+                    <a:ext cx="600075" cy="457200"/>
                   </a:xfrm>
                   <a:prstGeom prst="rect">
                     <a:avLst/>
